--- a/plugins/irem/skills/irem-word-formato/plantilla.docx
+++ b/plugins/irem/skills/irem-word-formato/plantilla.docx
@@ -128,68 +128,6 @@
     </w:pPr>
     <w:r>
       <w:rPr>
-        <w:noProof/>
-      </w:rPr>
-      <w:drawing>
-        <wp:anchor distT="0" distB="0" distL="114300" distR="114300" simplePos="0" relativeHeight="251658241" behindDoc="1" locked="0" layoutInCell="1" allowOverlap="1" wp14:anchorId="5B2B8FFF" wp14:editId="4972109B">
-          <wp:simplePos x="0" y="0"/>
-          <wp:positionH relativeFrom="column">
-            <wp:posOffset>676275</wp:posOffset>
-          </wp:positionH>
-          <wp:positionV relativeFrom="paragraph">
-            <wp:posOffset>-49530</wp:posOffset>
-          </wp:positionV>
-          <wp:extent cx="1047750" cy="324485"/>
-          <wp:effectExtent l="0" t="0" r="0" b="0"/>
-          <wp:wrapTight wrapText="bothSides">
-            <wp:wrapPolygon edited="0">
-              <wp:start x="0" y="0"/>
-              <wp:lineTo x="0" y="20290"/>
-              <wp:lineTo x="21207" y="20290"/>
-              <wp:lineTo x="21207" y="0"/>
-              <wp:lineTo x="0" y="0"/>
-            </wp:wrapPolygon>
-          </wp:wrapTight>
-          <wp:docPr id="756172709" name="Picture 756172709"/>
-          <wp:cNvGraphicFramePr>
-            <a:graphicFrameLocks xmlns:a="http://schemas.openxmlformats.org/drawingml/2006/main" noChangeAspect="1"/>
-          </wp:cNvGraphicFramePr>
-          <a:graphic xmlns:a="http://schemas.openxmlformats.org/drawingml/2006/main">
-            <a:graphicData uri="http://schemas.openxmlformats.org/drawingml/2006/picture">
-              <pic:pic xmlns:pic="http://schemas.openxmlformats.org/drawingml/2006/picture">
-                <pic:nvPicPr>
-                  <pic:cNvPr id="756172709" name=""/>
-                  <pic:cNvPicPr/>
-                </pic:nvPicPr>
-                <pic:blipFill>
-                  <a:blip r:embed="rId1">
-                    <a:extLst>
-                      <a:ext uri="{28A0092B-C50C-407E-A947-70E740481C1C}">
-                        <a14:useLocalDpi xmlns:a14="http://schemas.microsoft.com/office/drawing/2010/main" val="0"/>
-                      </a:ext>
-                    </a:extLst>
-                  </a:blip>
-                  <a:stretch>
-                    <a:fillRect/>
-                  </a:stretch>
-                </pic:blipFill>
-                <pic:spPr>
-                  <a:xfrm>
-                    <a:off x="0" y="0"/>
-                    <a:ext cx="1047750" cy="324485"/>
-                  </a:xfrm>
-                  <a:prstGeom prst="rect">
-                    <a:avLst/>
-                  </a:prstGeom>
-                </pic:spPr>
-              </pic:pic>
-            </a:graphicData>
-          </a:graphic>
-        </wp:anchor>
-      </w:drawing>
-    </w:r>
-    <w:r>
-      <w:rPr>
         <w:rFonts w:cstheme="minorHAnsi"/>
         <w:b/>
         <w:noProof/>
@@ -203,10 +141,10 @@
             <wp:posOffset>0</wp:posOffset>
           </wp:positionH>
           <wp:positionV relativeFrom="paragraph">
-            <wp:posOffset>-635</wp:posOffset>
+            <wp:posOffset>-39370</wp:posOffset>
           </wp:positionV>
-          <wp:extent cx="565409" cy="300355"/>
-          <wp:effectExtent l="0" t="0" r="6350" b="4445"/>
+          <wp:extent cx="1724025" cy="328642"/>
+          <wp:effectExtent l="0" t="0" r="0" b="0"/>
           <wp:wrapNone/>
           <wp:docPr id="1809715701" name="Picture 1809715701"/>
           <wp:cNvGraphicFramePr>
@@ -227,13 +165,14 @@
                       </a:ext>
                     </a:extLst>
                   </a:blip>
-                  <a:srcRect l="67360"/>
-                  <a:stretch/>
+                  <a:stretch>
+                    <a:fillRect/>
+                  </a:stretch>
                 </pic:blipFill>
                 <pic:spPr bwMode="auto">
                   <a:xfrm>
                     <a:off x="0" y="0"/>
-                    <a:ext cx="565409" cy="300355"/>
+                    <a:ext cx="1724025" cy="328642"/>
                   </a:xfrm>
                   <a:prstGeom prst="rect">
                     <a:avLst/>
